--- a/Примеры алгоритмов 3.docx
+++ b/Примеры алгоритмов 3.docx
@@ -229,16 +229,7 @@
           <w:szCs w:val="28"/>
           <w:vertAlign w:val="superscript"/>
         </w:rPr>
-        <w:t xml:space="preserve"> </w:t>
-      </w:r>
-      <w:r>
-        <w:rPr>
-          <w:rFonts w:ascii="Times New Roman" w:hAnsi="Times New Roman" w:cs="Times New Roman"/>
-          <w:sz w:val="28"/>
-          <w:szCs w:val="28"/>
-          <w:vertAlign w:val="superscript"/>
-        </w:rPr>
-        <w:t>3</w:t>
+        <w:t xml:space="preserve"> 3</w:t>
       </w:r>
       <w:r>
         <w:rPr>
@@ -1503,7 +1494,6 @@
           <w:rFonts w:ascii="Times New Roman" w:hAnsi="Times New Roman" w:cs="Times New Roman"/>
           <w:sz w:val="28"/>
           <w:szCs w:val="28"/>
-          <w:lang w:val="ru-RU"/>
         </w:rPr>
       </w:pPr>
     </w:p>
@@ -1531,7 +1521,55 @@
           <w:szCs w:val="28"/>
           <w:vertAlign w:val="superscript"/>
         </w:rPr>
-        <w:t>36/</w:t>
+        <w:t>36/3</w:t>
+      </w:r>
+      <w:r>
+        <w:rPr>
+          <w:rFonts w:ascii="Times New Roman" w:hAnsi="Times New Roman" w:cs="Times New Roman"/>
+          <w:sz w:val="28"/>
+          <w:szCs w:val="28"/>
+        </w:rPr>
+        <w:t xml:space="preserve"> </w:t>
+      </w:r>
+      <w:r>
+        <w:rPr>
+          <w:rFonts w:ascii="Times New Roman" w:hAnsi="Times New Roman" w:cs="Times New Roman"/>
+          <w:sz w:val="28"/>
+          <w:szCs w:val="28"/>
+        </w:rPr>
+        <w:t>mod</w:t>
+      </w:r>
+      <w:r>
+        <w:rPr>
+          <w:rFonts w:ascii="Times New Roman" w:hAnsi="Times New Roman" w:cs="Times New Roman"/>
+          <w:sz w:val="28"/>
+          <w:szCs w:val="28"/>
+        </w:rPr>
+        <w:t xml:space="preserve"> </w:t>
+      </w:r>
+      <w:r>
+        <w:rPr>
+          <w:rFonts w:ascii="Times New Roman" w:hAnsi="Times New Roman" w:cs="Times New Roman"/>
+          <w:sz w:val="28"/>
+          <w:szCs w:val="28"/>
+        </w:rPr>
+        <w:t>37</w:t>
+      </w:r>
+      <w:r>
+        <w:rPr>
+          <w:rFonts w:ascii="Times New Roman" w:hAnsi="Times New Roman" w:cs="Times New Roman"/>
+          <w:sz w:val="28"/>
+          <w:szCs w:val="28"/>
+        </w:rPr>
+        <w:t xml:space="preserve"> =</w:t>
+      </w:r>
+      <w:r>
+        <w:rPr>
+          <w:rFonts w:ascii="Times New Roman" w:hAnsi="Times New Roman" w:cs="Times New Roman"/>
+          <w:sz w:val="28"/>
+          <w:szCs w:val="28"/>
+        </w:rPr>
+        <w:t xml:space="preserve"> (5</w:t>
       </w:r>
       <w:r>
         <w:rPr>
@@ -1548,6 +1586,23 @@
           <w:sz w:val="28"/>
           <w:szCs w:val="28"/>
         </w:rPr>
+        <w:t>)</w:t>
+      </w:r>
+      <w:r>
+        <w:rPr>
+          <w:rFonts w:ascii="Times New Roman" w:hAnsi="Times New Roman" w:cs="Times New Roman"/>
+          <w:sz w:val="28"/>
+          <w:szCs w:val="28"/>
+          <w:vertAlign w:val="superscript"/>
+        </w:rPr>
+        <w:t xml:space="preserve"> 4</w:t>
+      </w:r>
+      <w:r>
+        <w:rPr>
+          <w:rFonts w:ascii="Times New Roman" w:hAnsi="Times New Roman" w:cs="Times New Roman"/>
+          <w:sz w:val="28"/>
+          <w:szCs w:val="28"/>
+        </w:rPr>
         <w:t xml:space="preserve"> </w:t>
       </w:r>
       <w:r>
@@ -1556,7 +1611,16 @@
           <w:sz w:val="28"/>
           <w:szCs w:val="28"/>
         </w:rPr>
-        <w:t>mod</w:t>
+        <w:t>mod 37 = 14</w:t>
+      </w:r>
+      <w:r>
+        <w:rPr>
+          <w:rFonts w:ascii="Times New Roman" w:hAnsi="Times New Roman" w:cs="Times New Roman"/>
+          <w:sz w:val="28"/>
+          <w:szCs w:val="28"/>
+          <w:vertAlign w:val="superscript"/>
+        </w:rPr>
+        <w:t>4</w:t>
       </w:r>
       <w:r>
         <w:rPr>
@@ -1572,23 +1636,7 @@
           <w:sz w:val="28"/>
           <w:szCs w:val="28"/>
         </w:rPr>
-        <w:t>37</w:t>
-      </w:r>
-      <w:r>
-        <w:rPr>
-          <w:rFonts w:ascii="Times New Roman" w:hAnsi="Times New Roman" w:cs="Times New Roman"/>
-          <w:sz w:val="28"/>
-          <w:szCs w:val="28"/>
-        </w:rPr>
-        <w:t xml:space="preserve"> =</w:t>
-      </w:r>
-      <w:r>
-        <w:rPr>
-          <w:rFonts w:ascii="Times New Roman" w:hAnsi="Times New Roman" w:cs="Times New Roman"/>
-          <w:sz w:val="28"/>
-          <w:szCs w:val="28"/>
-        </w:rPr>
-        <w:t xml:space="preserve"> (5</w:t>
+        <w:t>mod 37 = 196</w:t>
       </w:r>
       <w:r>
         <w:rPr>
@@ -1597,15 +1645,23 @@
           <w:szCs w:val="28"/>
           <w:vertAlign w:val="superscript"/>
         </w:rPr>
-        <w:t>3</w:t>
-      </w:r>
-      <w:r>
-        <w:rPr>
-          <w:rFonts w:ascii="Times New Roman" w:hAnsi="Times New Roman" w:cs="Times New Roman"/>
-          <w:sz w:val="28"/>
-          <w:szCs w:val="28"/>
-        </w:rPr>
-        <w:t>)</w:t>
+        <w:t>2</w:t>
+      </w:r>
+      <w:r>
+        <w:rPr>
+          <w:rFonts w:ascii="Times New Roman" w:hAnsi="Times New Roman" w:cs="Times New Roman"/>
+          <w:sz w:val="28"/>
+          <w:szCs w:val="28"/>
+        </w:rPr>
+        <w:t xml:space="preserve"> </w:t>
+      </w:r>
+      <w:r>
+        <w:rPr>
+          <w:rFonts w:ascii="Times New Roman" w:hAnsi="Times New Roman" w:cs="Times New Roman"/>
+          <w:sz w:val="28"/>
+          <w:szCs w:val="28"/>
+        </w:rPr>
+        <w:t>mod 37 = (196 mod 37)</w:t>
       </w:r>
       <w:r>
         <w:rPr>
@@ -1614,100 +1670,7 @@
           <w:szCs w:val="28"/>
           <w:vertAlign w:val="superscript"/>
         </w:rPr>
-        <w:t xml:space="preserve"> </w:t>
-      </w:r>
-      <w:r>
-        <w:rPr>
-          <w:rFonts w:ascii="Times New Roman" w:hAnsi="Times New Roman" w:cs="Times New Roman"/>
-          <w:sz w:val="28"/>
-          <w:szCs w:val="28"/>
-          <w:vertAlign w:val="superscript"/>
-        </w:rPr>
-        <w:t>4</w:t>
-      </w:r>
-      <w:r>
-        <w:rPr>
-          <w:rFonts w:ascii="Times New Roman" w:hAnsi="Times New Roman" w:cs="Times New Roman"/>
-          <w:sz w:val="28"/>
-          <w:szCs w:val="28"/>
-        </w:rPr>
-        <w:t xml:space="preserve"> </w:t>
-      </w:r>
-      <w:r>
-        <w:rPr>
-          <w:rFonts w:ascii="Times New Roman" w:hAnsi="Times New Roman" w:cs="Times New Roman"/>
-          <w:sz w:val="28"/>
-          <w:szCs w:val="28"/>
-        </w:rPr>
-        <w:t>mod 37 = 14</w:t>
-      </w:r>
-      <w:r>
-        <w:rPr>
-          <w:rFonts w:ascii="Times New Roman" w:hAnsi="Times New Roman" w:cs="Times New Roman"/>
-          <w:sz w:val="28"/>
-          <w:szCs w:val="28"/>
-          <w:vertAlign w:val="superscript"/>
-        </w:rPr>
-        <w:t>4</w:t>
-      </w:r>
-      <w:r>
-        <w:rPr>
-          <w:rFonts w:ascii="Times New Roman" w:hAnsi="Times New Roman" w:cs="Times New Roman"/>
-          <w:sz w:val="28"/>
-          <w:szCs w:val="28"/>
-        </w:rPr>
-        <w:t xml:space="preserve"> </w:t>
-      </w:r>
-      <w:r>
-        <w:rPr>
-          <w:rFonts w:ascii="Times New Roman" w:hAnsi="Times New Roman" w:cs="Times New Roman"/>
-          <w:sz w:val="28"/>
-          <w:szCs w:val="28"/>
-        </w:rPr>
-        <w:t>mod 37 = 196</w:t>
-      </w:r>
-      <w:r>
-        <w:rPr>
-          <w:rFonts w:ascii="Times New Roman" w:hAnsi="Times New Roman" w:cs="Times New Roman"/>
-          <w:sz w:val="28"/>
-          <w:szCs w:val="28"/>
-          <w:vertAlign w:val="superscript"/>
-        </w:rPr>
-        <w:t>2</w:t>
-      </w:r>
-      <w:r>
-        <w:rPr>
-          <w:rFonts w:ascii="Times New Roman" w:hAnsi="Times New Roman" w:cs="Times New Roman"/>
-          <w:sz w:val="28"/>
-          <w:szCs w:val="28"/>
-        </w:rPr>
-        <w:t xml:space="preserve"> </w:t>
-      </w:r>
-      <w:r>
-        <w:rPr>
-          <w:rFonts w:ascii="Times New Roman" w:hAnsi="Times New Roman" w:cs="Times New Roman"/>
-          <w:sz w:val="28"/>
-          <w:szCs w:val="28"/>
-        </w:rPr>
-        <w:t>mod 37 = (196 mod 37)</w:t>
-      </w:r>
-      <w:r>
-        <w:rPr>
-          <w:rFonts w:ascii="Times New Roman" w:hAnsi="Times New Roman" w:cs="Times New Roman"/>
-          <w:sz w:val="28"/>
-          <w:szCs w:val="28"/>
-          <w:vertAlign w:val="superscript"/>
-        </w:rPr>
-        <w:t xml:space="preserve"> </w:t>
-      </w:r>
-      <w:r>
-        <w:rPr>
-          <w:rFonts w:ascii="Times New Roman" w:hAnsi="Times New Roman" w:cs="Times New Roman"/>
-          <w:sz w:val="28"/>
-          <w:szCs w:val="28"/>
-          <w:vertAlign w:val="superscript"/>
-        </w:rPr>
-        <w:t>2</w:t>
+        <w:t xml:space="preserve"> 2</w:t>
       </w:r>
       <w:r>
         <w:rPr>
@@ -1845,7 +1808,19 @@
         <w:rPr>
           <w:lang w:val="ru-RU"/>
         </w:rPr>
-        <w:instrText xml:space="preserve"> LINK Excel.Sheet.12 "D:\\!BSUIR\\Information Theory\\lab3\\табл.xlsx" Лист1!R1C1:R36C4 \a \f 4 \h  \* MERGEFORMAT </w:instrText>
+        <w:instrText xml:space="preserve"> LINK </w:instrText>
+      </w:r>
+      <w:r>
+        <w:rPr>
+          <w:lang w:val="ru-RU"/>
+        </w:rPr>
+        <w:instrText xml:space="preserve">Excel.Sheet.12 "D:\\!BSUIR\\Information Theory\\lab3\\табл.xlsx" Лист1!R1C1:R36C4 </w:instrText>
+      </w:r>
+      <w:r>
+        <w:rPr>
+          <w:lang w:val="ru-RU"/>
+        </w:rPr>
+        <w:instrText xml:space="preserve">\a \f 4 \h  \* MERGEFORMAT </w:instrText>
       </w:r>
       <w:r>
         <w:rPr>
@@ -8123,12 +8098,60 @@
                 <w:szCs w:val="28"/>
                 <w:lang w:val="ru-RU"/>
               </w:rPr>
+              <w:t>1</w:t>
+            </w:r>
+          </w:p>
+        </w:tc>
+        <w:tc>
+          <w:tcPr>
+            <w:tcW w:w="1145" w:type="dxa"/>
+          </w:tcPr>
+          <w:p>
+            <w:pPr>
+              <w:rPr>
+                <w:rFonts w:ascii="Times New Roman" w:hAnsi="Times New Roman" w:cs="Times New Roman"/>
+                <w:sz w:val="28"/>
+                <w:szCs w:val="28"/>
+                <w:lang w:val="ru-RU"/>
+              </w:rPr>
+            </w:pPr>
+            <w:r>
+              <w:rPr>
+                <w:rFonts w:ascii="Times New Roman" w:hAnsi="Times New Roman" w:cs="Times New Roman"/>
+                <w:sz w:val="28"/>
+                <w:szCs w:val="28"/>
+                <w:lang w:val="ru-RU"/>
+              </w:rPr>
               <w:t>0</w:t>
             </w:r>
           </w:p>
         </w:tc>
         <w:tc>
           <w:tcPr>
+            <w:tcW w:w="1143" w:type="dxa"/>
+          </w:tcPr>
+          <w:p>
+            <w:pPr>
+              <w:rPr>
+                <w:rFonts w:ascii="Times New Roman" w:hAnsi="Times New Roman" w:cs="Times New Roman"/>
+                <w:sz w:val="28"/>
+                <w:szCs w:val="28"/>
+                <w:lang w:val="ru-RU"/>
+              </w:rPr>
+            </w:pPr>
+            <w:r>
+              <w:rPr>
+                <w:rFonts w:ascii="Times New Roman" w:hAnsi="Times New Roman" w:cs="Times New Roman"/>
+                <w:sz w:val="28"/>
+                <w:szCs w:val="28"/>
+                <w:lang w:val="ru-RU"/>
+              </w:rPr>
+              <w:t>0</w:t>
+            </w:r>
+          </w:p>
+        </w:tc>
+        <w:tc>
+          <w:tcPr>
             <w:tcW w:w="1145" w:type="dxa"/>
           </w:tcPr>
           <w:p>
@@ -8147,55 +8170,7 @@
                 <w:szCs w:val="28"/>
                 <w:lang w:val="ru-RU"/>
               </w:rPr>
-              <w:t>0</w:t>
-            </w:r>
-          </w:p>
-        </w:tc>
-        <w:tc>
-          <w:tcPr>
-            <w:tcW w:w="1143" w:type="dxa"/>
-          </w:tcPr>
-          <w:p>
-            <w:pPr>
-              <w:rPr>
-                <w:rFonts w:ascii="Times New Roman" w:hAnsi="Times New Roman" w:cs="Times New Roman"/>
-                <w:sz w:val="28"/>
-                <w:szCs w:val="28"/>
-                <w:lang w:val="ru-RU"/>
-              </w:rPr>
-            </w:pPr>
-            <w:r>
-              <w:rPr>
-                <w:rFonts w:ascii="Times New Roman" w:hAnsi="Times New Roman" w:cs="Times New Roman"/>
-                <w:sz w:val="28"/>
-                <w:szCs w:val="28"/>
-                <w:lang w:val="ru-RU"/>
-              </w:rPr>
-              <w:t>0</w:t>
-            </w:r>
-          </w:p>
-        </w:tc>
-        <w:tc>
-          <w:tcPr>
-            <w:tcW w:w="1145" w:type="dxa"/>
-          </w:tcPr>
-          <w:p>
-            <w:pPr>
-              <w:rPr>
-                <w:rFonts w:ascii="Times New Roman" w:hAnsi="Times New Roman" w:cs="Times New Roman"/>
-                <w:sz w:val="28"/>
-                <w:szCs w:val="28"/>
-                <w:lang w:val="ru-RU"/>
-              </w:rPr>
-            </w:pPr>
-            <w:r>
-              <w:rPr>
-                <w:rFonts w:ascii="Times New Roman" w:hAnsi="Times New Roman" w:cs="Times New Roman"/>
-                <w:sz w:val="28"/>
-                <w:szCs w:val="28"/>
-                <w:lang w:val="ru-RU"/>
-              </w:rPr>
-              <w:t>0</w:t>
+              <w:t>1</w:t>
             </w:r>
           </w:p>
         </w:tc>
@@ -8339,7 +8314,7 @@
                 <w:szCs w:val="28"/>
                 <w:lang w:val="ru-RU"/>
               </w:rPr>
-              <w:t>-1</w:t>
+              <w:t>1</w:t>
             </w:r>
           </w:p>
         </w:tc>
@@ -8363,7 +8338,7 @@
                 <w:szCs w:val="28"/>
                 <w:lang w:val="ru-RU"/>
               </w:rPr>
-              <w:t>0</w:t>
+              <w:t>1</w:t>
             </w:r>
           </w:p>
         </w:tc>
@@ -8380,6 +8355,15 @@
                 <w:lang w:val="ru-RU"/>
               </w:rPr>
             </w:pPr>
+            <w:r>
+              <w:rPr>
+                <w:rFonts w:ascii="Times New Roman" w:hAnsi="Times New Roman" w:cs="Times New Roman"/>
+                <w:sz w:val="28"/>
+                <w:szCs w:val="28"/>
+                <w:lang w:val="ru-RU"/>
+              </w:rPr>
+              <w:t>-</w:t>
+            </w:r>
             <w:r>
               <w:rPr>
                 <w:rFonts w:ascii="Times New Roman" w:hAnsi="Times New Roman" w:cs="Times New Roman"/>
@@ -8507,7 +8491,7 @@
                 <w:szCs w:val="28"/>
                 <w:lang w:val="ru-RU"/>
               </w:rPr>
-              <w:t>-1</w:t>
+              <w:t>1</w:t>
             </w:r>
           </w:p>
         </w:tc>
@@ -8549,6 +8533,15 @@
                 <w:lang w:val="ru-RU"/>
               </w:rPr>
             </w:pPr>
+            <w:r>
+              <w:rPr>
+                <w:rFonts w:ascii="Times New Roman" w:hAnsi="Times New Roman" w:cs="Times New Roman"/>
+                <w:sz w:val="28"/>
+                <w:szCs w:val="28"/>
+                <w:lang w:val="ru-RU"/>
+              </w:rPr>
+              <w:t>-</w:t>
+            </w:r>
             <w:r>
               <w:rPr>
                 <w:rFonts w:ascii="Times New Roman" w:hAnsi="Times New Roman" w:cs="Times New Roman"/>
@@ -8844,18 +8837,7 @@
           <w:szCs w:val="28"/>
           <w:lang w:val="ru-RU"/>
         </w:rPr>
-        <w:t>3</w:t>
-      </w:r>
-      <w:r>
-        <w:rPr>
-          <w:rFonts w:ascii="Times New Roman" w:hAnsi="Times New Roman" w:cs="Times New Roman"/>
-          <w:b/>
-          <w:bCs/>
-          <w:sz w:val="28"/>
-          <w:szCs w:val="28"/>
-          <w:lang w:val="ru-RU"/>
-        </w:rPr>
-        <w:t xml:space="preserve">  </w:t>
+        <w:t xml:space="preserve">3  </w:t>
       </w:r>
       <w:r>
         <w:rPr>
@@ -8912,51 +8894,7 @@
           <w:szCs w:val="28"/>
           <w:lang w:val="ru-RU"/>
         </w:rPr>
-        <w:t>17</w:t>
-      </w:r>
-      <w:r>
-        <w:rPr>
-          <w:rFonts w:ascii="Times New Roman" w:hAnsi="Times New Roman" w:cs="Times New Roman"/>
-          <w:b/>
-          <w:bCs/>
-          <w:sz w:val="28"/>
-          <w:szCs w:val="28"/>
-          <w:lang w:val="ru-RU"/>
-        </w:rPr>
-        <w:t xml:space="preserve"> * (-3)</w:t>
-      </w:r>
-      <w:r>
-        <w:rPr>
-          <w:rFonts w:ascii="Times New Roman" w:hAnsi="Times New Roman" w:cs="Times New Roman"/>
-          <w:b/>
-          <w:bCs/>
-          <w:sz w:val="28"/>
-          <w:szCs w:val="28"/>
-          <w:lang w:val="ru-RU"/>
-        </w:rPr>
-        <w:t xml:space="preserve"> + 4</w:t>
-      </w:r>
-      <w:r>
-        <w:rPr>
-          <w:rFonts w:ascii="Times New Roman" w:hAnsi="Times New Roman" w:cs="Times New Roman"/>
-          <w:b/>
-          <w:bCs/>
-          <w:sz w:val="28"/>
-          <w:szCs w:val="28"/>
-          <w:lang w:val="ru-RU"/>
-        </w:rPr>
-        <w:t xml:space="preserve"> * 13</w:t>
-      </w:r>
-      <w:r>
-        <w:rPr>
-          <w:rFonts w:ascii="Times New Roman" w:hAnsi="Times New Roman" w:cs="Times New Roman"/>
-          <w:b/>
-          <w:bCs/>
-          <w:sz w:val="28"/>
-          <w:szCs w:val="28"/>
-          <w:lang w:val="ru-RU"/>
-        </w:rPr>
-        <w:t xml:space="preserve"> = 1.</w:t>
+        <w:t>17 * (-3) + 4 * 13 = 1.</w:t>
       </w:r>
     </w:p>
     <w:p>
@@ -9329,6 +9267,7 @@
   <w:style w:type="character" w:default="1" w:styleId="a0">
     <w:name w:val="Default Paragraph Font"/>
     <w:uiPriority w:val="1"/>
+    <w:semiHidden/>
     <w:unhideWhenUsed/>
   </w:style>
   <w:style w:type="table" w:default="1" w:styleId="a1">
